--- a/posts/classbalance/index.docx
+++ b/posts/classbalance/index.docx
@@ -86,7 +86,7 @@
         <w:t xml:space="preserve">. Class balance refers to how evenly distributed the categories (or classes) in our dataset are. Getting this wrong can cause our model to fail silently, producing high accuracy but poor performance in practice.</w:t>
       </w:r>
     </w:p>
-    <w:bookmarkStart w:id="20" w:name="X1033ddeea0598633fdf9eb7c1221fec5766a060"/>
+    <w:bookmarkStart w:id="9" w:name="X1033ddeea0598633fdf9eb7c1221fec5766a060"/>
     <w:p>
       <w:pPr>
         <w:pStyle w:val="Heading2"/>
@@ -175,19 +175,7 @@
         </w:numPr>
       </w:pPr>
       <w:r>
-        <w:t xml:space="preserve">If 99.5% of your data is</w:t>
-      </w:r>
-      <w:r>
-        <w:t xml:space="preserve"> </w:t>
-      </w:r>
-      <w:r>
-        <w:t xml:space="preserve">“normal,”</w:t>
-      </w:r>
-      <w:r>
-        <w:t xml:space="preserve"> </w:t>
-      </w:r>
-      <w:r>
-        <w:t xml:space="preserve">a model that predicts</w:t>
+        <w:t xml:space="preserve">If 99.5% of your data is “normal,” a model that predicts</w:t>
       </w:r>
       <w:r>
         <w:t xml:space="preserve"> </w:t>
@@ -289,8 +277,8 @@
         <w:t xml:space="preserve">. Missing these cases can have huge consequences.</w:t>
       </w:r>
     </w:p>
-    <w:bookmarkEnd w:id="20"/>
-    <w:bookmarkStart w:id="25" w:name="strategies-to-handle-class-imbalance"/>
+    <w:bookmarkEnd w:id="9"/>
+    <w:bookmarkStart w:id="14" w:name="strategies-to-handle-class-imbalance"/>
     <w:p>
       <w:pPr>
         <w:pStyle w:val="Heading2"/>
@@ -299,7 +287,7 @@
         <w:t xml:space="preserve">Strategies to Handle Class Imbalance</w:t>
       </w:r>
     </w:p>
-    <w:bookmarkStart w:id="21" w:name="resampling-techniques"/>
+    <w:bookmarkStart w:id="10" w:name="resampling-techniques"/>
     <w:p>
       <w:pPr>
         <w:pStyle w:val="Heading3"/>
@@ -370,8 +358,8 @@
         <w:t xml:space="preserve">Useful when we want to directly modify the training dataset.</w:t>
       </w:r>
     </w:p>
-    <w:bookmarkEnd w:id="21"/>
-    <w:bookmarkStart w:id="22" w:name="algorithmic-approaches"/>
+    <w:bookmarkEnd w:id="10"/>
+    <w:bookmarkStart w:id="11" w:name="algorithmic-approaches"/>
     <w:p>
       <w:pPr>
         <w:pStyle w:val="Heading3"/>
@@ -461,8 +449,8 @@
         <w:t xml:space="preserve">in scikit-learn).</w:t>
       </w:r>
     </w:p>
-    <w:bookmarkEnd w:id="22"/>
-    <w:bookmarkStart w:id="23" w:name="evaluation-metrics-beyond-accuracy"/>
+    <w:bookmarkEnd w:id="11"/>
+    <w:bookmarkStart w:id="12" w:name="evaluation-metrics-beyond-accuracy"/>
     <w:p>
       <w:pPr>
         <w:pStyle w:val="Heading3"/>
@@ -555,8 +543,8 @@
         <w:t xml:space="preserve">(good for imbalance scenarios)</w:t>
       </w:r>
     </w:p>
-    <w:bookmarkEnd w:id="23"/>
-    <w:bookmarkStart w:id="24" w:name="data-collection-domain-knowledge"/>
+    <w:bookmarkEnd w:id="12"/>
+    <w:bookmarkStart w:id="13" w:name="data-collection-domain-knowledge"/>
     <w:p>
       <w:pPr>
         <w:pStyle w:val="Heading3"/>
@@ -615,9 +603,9 @@
         <w:t xml:space="preserve">to aid the model.</w:t>
       </w:r>
     </w:p>
-    <w:bookmarkEnd w:id="24"/>
-    <w:bookmarkEnd w:id="25"/>
-    <w:bookmarkStart w:id="26" w:name="randomization"/>
+    <w:bookmarkEnd w:id="13"/>
+    <w:bookmarkEnd w:id="14"/>
+    <w:bookmarkStart w:id="15" w:name="randomization"/>
     <w:p>
       <w:pPr>
         <w:pStyle w:val="Heading2"/>
@@ -637,31 +625,7 @@
         <w:t xml:space="preserve"> </w:t>
       </w:r>
       <w:r>
-        <w:t xml:space="preserve">of all classes. If your dataset is ordered (e.g., first all</w:t>
-      </w:r>
-      <w:r>
-        <w:t xml:space="preserve"> </w:t>
-      </w:r>
-      <w:r>
-        <w:t xml:space="preserve">“Class 0”</w:t>
-      </w:r>
-      <w:r>
-        <w:t xml:space="preserve"> </w:t>
-      </w:r>
-      <w:r>
-        <w:t xml:space="preserve">rows, then all</w:t>
-      </w:r>
-      <w:r>
-        <w:t xml:space="preserve"> </w:t>
-      </w:r>
-      <w:r>
-        <w:t xml:space="preserve">“Class 1”</w:t>
-      </w:r>
-      <w:r>
-        <w:t xml:space="preserve"> </w:t>
-      </w:r>
-      <w:r>
-        <w:t xml:space="preserve">rows), most machine learning algorithms will process it sequentially. Without randomization (shuffling), we risk:</w:t>
+        <w:t xml:space="preserve">of all classes. If your dataset is ordered (e.g., first all “Class 0” rows, then all “Class 1” rows), most machine learning algorithms will process it sequentially. Without randomization (shuffling), we risk:</w:t>
       </w:r>
     </w:p>
     <w:p>
@@ -834,8 +798,8 @@
         <w:t xml:space="preserve">)</w:t>
       </w:r>
     </w:p>
-    <w:bookmarkEnd w:id="26"/>
-    <w:bookmarkStart w:id="40" w:name="example"/>
+    <w:bookmarkEnd w:id="15"/>
+    <w:bookmarkStart w:id="29" w:name="example"/>
     <w:p>
       <w:pPr>
         <w:pStyle w:val="Heading2"/>
@@ -1388,18 +1352,18 @@
           <wp:inline>
             <wp:extent cx="4210050" cy="3448050"/>
             <wp:effectExtent b="0" l="0" r="0" t="0"/>
-            <wp:docPr descr="" title="" id="28" name="Picture"/>
+            <wp:docPr descr="" title="" id="17" name="Picture"/>
             <a:graphic>
               <a:graphicData uri="http://schemas.openxmlformats.org/drawingml/2006/picture">
                 <pic:pic>
                   <pic:nvPicPr>
-                    <pic:cNvPr descr="index_files/figure-docx/cell-3-output-2.png" id="29" name="Picture"/>
+                    <pic:cNvPr descr="index_files/figure-docx/cell-3-output-2.png" id="18" name="Picture"/>
                     <pic:cNvPicPr>
                       <a:picLocks noChangeArrowheads="1" noChangeAspect="1"/>
                     </pic:cNvPicPr>
                   </pic:nvPicPr>
                   <pic:blipFill>
-                    <a:blip r:embed="rId27"/>
+                    <a:blip r:embed="rId16"/>
                     <a:stretch>
                       <a:fillRect/>
                     </a:stretch>
@@ -1431,17 +1395,16 @@
         <w:tblStyle w:val="Table"/>
         <w:tblLook w:firstRow="0" w:lastRow="0" w:firstColumn="0" w:lastColumn="0" w:noHBand="0" w:noVBand="0" w:val="0000"/>
         <w:tblBorders>
+          <w:top w:val="single" w:sz="4" w:space="0" w:color="CC1914"/>
           <w:left w:val="single" w:sz="24" w:space="0" w:color="CC1914"/>
+          <w:bottom w:val="single" w:sz="4" w:space="0" w:color="CC1914"/>
           <w:right w:val="single" w:sz="4" w:space="0" w:color="CC1914"/>
-          <w:top w:val="single" w:sz="4" w:space="0" w:color="CC1914"/>
-          <w:bottom w:val="single" w:sz="4" w:space="0" w:color="CC1914"/>
         </w:tblBorders>
         <w:tblCellMar>
           <w:left w:w="144" w:type="dxa"/>
           <w:right w:w="144" w:type="dxa"/>
         </w:tblCellMar>
-        <w:tblInd w:w="164" w:type="dxa"/>
-        <w:tblW w:type="pct" w:w="100%"/>
+        <w:tblLook w:firstRow="0" w:lastRow="0" w:firstColumn="0" w:lastColumn="0" w:noHBand="0" w:noVBand="0" w:val="0000"/>
       </w:tblPr>
       <w:tr>
         <w:trPr>
@@ -1468,18 +1431,18 @@
                 <wp:inline>
                   <wp:extent cx="152400" cy="152400"/>
                   <wp:effectExtent b="0" l="0" r="0" t="0"/>
-                  <wp:docPr descr="" title="" id="31" name="Picture"/>
+                  <wp:docPr descr="" title="" id="20" name="Picture"/>
                   <a:graphic>
                     <a:graphicData uri="http://schemas.openxmlformats.org/drawingml/2006/picture">
                       <pic:pic>
                         <pic:nvPicPr>
-                          <pic:cNvPr descr="/opt/quarto/share/formats/docx/important.png" id="32" name="Picture"/>
+                          <pic:cNvPr descr="/opt/quarto/share/formats/docx/important.png" id="21" name="Picture"/>
                           <pic:cNvPicPr>
                             <a:picLocks noChangeArrowheads="1" noChangeAspect="1"/>
                           </pic:cNvPicPr>
                         </pic:nvPicPr>
                         <pic:blipFill>
-                          <a:blip r:embed="rId30"/>
+                          <a:blip r:embed="rId19"/>
                           <a:stretch>
                             <a:fillRect/>
                           </a:stretch>
@@ -1539,6 +1502,7 @@
               <w:t xml:space="preserve">As we can see that the number of observation is 150. So, if we just directly split this data into 70-30 or 80-20 training-test ratio then the training data will be an imbalanced data.</w:t>
             </w:r>
           </w:p>
+          <w:p/>
         </w:tc>
       </w:tr>
     </w:tbl>
@@ -2187,17 +2151,16 @@
         <w:tblStyle w:val="Table"/>
         <w:tblLook w:firstRow="0" w:lastRow="0" w:firstColumn="0" w:lastColumn="0" w:noHBand="0" w:noVBand="0" w:val="0000"/>
         <w:tblBorders>
+          <w:top w:val="single" w:sz="4" w:space="0" w:color="0758E5"/>
           <w:left w:val="single" w:sz="24" w:space="0" w:color="0758E5"/>
+          <w:bottom w:val="single" w:sz="4" w:space="0" w:color="0758E5"/>
           <w:right w:val="single" w:sz="4" w:space="0" w:color="0758E5"/>
-          <w:top w:val="single" w:sz="4" w:space="0" w:color="0758E5"/>
-          <w:bottom w:val="single" w:sz="4" w:space="0" w:color="0758E5"/>
         </w:tblBorders>
         <w:tblCellMar>
           <w:left w:w="144" w:type="dxa"/>
           <w:right w:w="144" w:type="dxa"/>
         </w:tblCellMar>
-        <w:tblInd w:w="164" w:type="dxa"/>
-        <w:tblW w:type="pct" w:w="100%"/>
+        <w:tblLook w:firstRow="0" w:lastRow="0" w:firstColumn="0" w:lastColumn="0" w:noHBand="0" w:noVBand="0" w:val="0000"/>
       </w:tblPr>
       <w:tr>
         <w:trPr>
@@ -2224,18 +2187,18 @@
                 <wp:inline>
                   <wp:extent cx="152400" cy="152400"/>
                   <wp:effectExtent b="0" l="0" r="0" t="0"/>
-                  <wp:docPr descr="" title="" id="34" name="Picture"/>
+                  <wp:docPr descr="" title="" id="23" name="Picture"/>
                   <a:graphic>
                     <a:graphicData uri="http://schemas.openxmlformats.org/drawingml/2006/picture">
                       <pic:pic>
                         <pic:nvPicPr>
-                          <pic:cNvPr descr="/opt/quarto/share/formats/docx/note.png" id="35" name="Picture"/>
+                          <pic:cNvPr descr="/opt/quarto/share/formats/docx/note.png" id="24" name="Picture"/>
                           <pic:cNvPicPr>
                             <a:picLocks noChangeArrowheads="1" noChangeAspect="1"/>
                           </pic:cNvPicPr>
                         </pic:nvPicPr>
                         <pic:blipFill>
-                          <a:blip r:embed="rId33"/>
+                          <a:blip r:embed="rId22"/>
                           <a:stretch>
                             <a:fillRect/>
                           </a:stretch>
@@ -2301,6 +2264,7 @@
               <w:t xml:space="preserve">as we have 0,1, and 2 classes.</w:t>
             </w:r>
           </w:p>
+          <w:p/>
         </w:tc>
       </w:tr>
     </w:tbl>
@@ -2611,7 +2575,7 @@
         <w:rPr>
           <w:rStyle w:val="VerbatimChar"/>
         </w:rPr>
-        <w:t xml:space="preserve">tensor(0.9917)</w:t>
+        <w:t xml:space="preserve">tensor(0.9417)</w:t>
       </w:r>
       <w:r>
         <w:br/>
@@ -2632,7 +2596,7 @@
         <w:rPr>
           <w:rStyle w:val="VerbatimChar"/>
         </w:rPr>
-        <w:t xml:space="preserve">tensor(1.0333)</w:t>
+        <w:t xml:space="preserve">tensor(1.2333)</w:t>
       </w:r>
     </w:p>
     <w:p>
@@ -3903,7 +3867,7 @@
         <w:rPr>
           <w:rStyle w:val="VerbatimChar"/>
         </w:rPr>
-        <w:t xml:space="preserve">Accuracy on training data: 98.3333%</w:t>
+        <w:t xml:space="preserve">Accuracy on training data: 99.1667%</w:t>
       </w:r>
       <w:r>
         <w:br/>
@@ -3912,7 +3876,7 @@
         <w:rPr>
           <w:rStyle w:val="VerbatimChar"/>
         </w:rPr>
-        <w:t xml:space="preserve">Accuracy on test data: 100%</w:t>
+        <w:t xml:space="preserve">Accuracy on test data: 93.3333%</w:t>
       </w:r>
     </w:p>
     <w:p>
@@ -4941,20 +4905,20 @@
       <w:r>
         <w:drawing>
           <wp:inline>
-            <wp:extent cx="4210050" cy="3448050"/>
+            <wp:extent cx="4210050" cy="3476625"/>
             <wp:effectExtent b="0" l="0" r="0" t="0"/>
-            <wp:docPr descr="" title="" id="37" name="Picture"/>
+            <wp:docPr descr="" title="" id="26" name="Picture"/>
             <a:graphic>
               <a:graphicData uri="http://schemas.openxmlformats.org/drawingml/2006/picture">
                 <pic:pic>
                   <pic:nvPicPr>
-                    <pic:cNvPr descr="index_files/figure-docx/cell-12-output-1.png" id="38" name="Picture"/>
+                    <pic:cNvPr descr="index_files/figure-docx/cell-12-output-1.png" id="27" name="Picture"/>
                     <pic:cNvPicPr>
                       <a:picLocks noChangeArrowheads="1" noChangeAspect="1"/>
                     </pic:cNvPicPr>
                   </pic:nvPicPr>
                   <pic:blipFill>
-                    <a:blip r:embed="rId36"/>
+                    <a:blip r:embed="rId25"/>
                     <a:stretch>
                       <a:fillRect/>
                     </a:stretch>
@@ -4962,7 +4926,7 @@
                   <pic:spPr bwMode="auto">
                     <a:xfrm>
                       <a:off x="0" y="0"/>
-                      <a:ext cx="4210050" cy="3448050"/>
+                      <a:ext cx="4210050" cy="3476625"/>
                     </a:xfrm>
                     <a:prstGeom prst="rect">
                       <a:avLst/>
@@ -5032,8 +4996,8 @@
         <w:t xml:space="preserve"> </w:t>
       </w:r>
     </w:p>
-    <w:bookmarkStart w:id="39" w:name="fb-root"/>
-    <w:bookmarkEnd w:id="39"/>
+    <w:bookmarkStart w:id="28" w:name="fb-root"/>
+    <w:bookmarkEnd w:id="28"/>
     <w:p>
       <w:pPr>
         <w:pStyle w:val="BodyText"/>
@@ -5046,7 +5010,7 @@
         <w:t xml:space="preserve">You may also like</w:t>
       </w:r>
     </w:p>
-    <w:bookmarkEnd w:id="40"/>
+    <w:bookmarkEnd w:id="29"/>
     <w:sectPr>
       <w:footnotePr>
         <w:numRestart w:val="eachSect"/>
@@ -5413,10 +5377,10 @@
   <w:docDefaults>
     <w:rPrDefault>
       <w:rPr>
-        <w:rFonts w:asciiTheme="minorHAnsi" w:cstheme="minorBidi" w:eastAsiaTheme="minorHAnsi" w:hAnsiTheme="minorHAnsi"/>
+        <w:rFonts w:asciiTheme="minorHAnsi" w:cstheme="minorBidi" w:eastAsiaTheme="minorEastAsia" w:hAnsiTheme="minorHAnsi"/>
         <w:sz w:val="24"/>
         <w:szCs w:val="24"/>
-        <w:lang w:bidi="ar-SA" w:eastAsia="en-US" w:val="en-US"/>
+        <w:lang w:bidi="ar-SA" w:eastAsia="zh-CN" w:val="en-US"/>
       </w:rPr>
     </w:rPrDefault>
     <w:pPrDefault>
@@ -5957,13 +5921,6 @@
       </w:tblCellMar>
     </w:tblPr>
     <w:tblStylePr w:type="firstRow">
-      <w:tblPr>
-        <w:jc w:val="left"/>
-        <w:tblInd w:type="dxa" w:w="0"/>
-      </w:tblPr>
-      <w:trPr>
-        <w:jc w:val="left"/>
-      </w:trPr>
       <w:tcPr>
         <w:tcBorders>
           <w:bottom w:val="single"/>

--- a/posts/classbalance/index.docx
+++ b/posts/classbalance/index.docx
@@ -2575,7 +2575,7 @@
         <w:rPr>
           <w:rStyle w:val="VerbatimChar"/>
         </w:rPr>
-        <w:t xml:space="preserve">tensor(0.9417)</w:t>
+        <w:t xml:space="preserve">tensor(0.9917)</w:t>
       </w:r>
       <w:r>
         <w:br/>
@@ -2596,7 +2596,7 @@
         <w:rPr>
           <w:rStyle w:val="VerbatimChar"/>
         </w:rPr>
-        <w:t xml:space="preserve">tensor(1.2333)</w:t>
+        <w:t xml:space="preserve">tensor(1.0333)</w:t>
       </w:r>
     </w:p>
     <w:p>
@@ -3867,7 +3867,7 @@
         <w:rPr>
           <w:rStyle w:val="VerbatimChar"/>
         </w:rPr>
-        <w:t xml:space="preserve">Accuracy on training data: 99.1667%</w:t>
+        <w:t xml:space="preserve">Accuracy on training data: 98.3333%</w:t>
       </w:r>
       <w:r>
         <w:br/>
@@ -3876,7 +3876,7 @@
         <w:rPr>
           <w:rStyle w:val="VerbatimChar"/>
         </w:rPr>
-        <w:t xml:space="preserve">Accuracy on test data: 93.3333%</w:t>
+        <w:t xml:space="preserve">Accuracy on test data: 96.6667%</w:t>
       </w:r>
     </w:p>
     <w:p>
@@ -4905,7 +4905,7 @@
       <w:r>
         <w:drawing>
           <wp:inline>
-            <wp:extent cx="4210050" cy="3476625"/>
+            <wp:extent cx="4305300" cy="3448050"/>
             <wp:effectExtent b="0" l="0" r="0" t="0"/>
             <wp:docPr descr="" title="" id="26" name="Picture"/>
             <a:graphic>
@@ -4926,7 +4926,7 @@
                   <pic:spPr bwMode="auto">
                     <a:xfrm>
                       <a:off x="0" y="0"/>
-                      <a:ext cx="4210050" cy="3476625"/>
+                      <a:ext cx="4305300" cy="3448050"/>
                     </a:xfrm>
                     <a:prstGeom prst="rect">
                       <a:avLst/>

--- a/posts/classbalance/index.docx
+++ b/posts/classbalance/index.docx
@@ -2575,7 +2575,7 @@
         <w:rPr>
           <w:rStyle w:val="VerbatimChar"/>
         </w:rPr>
-        <w:t xml:space="preserve">tensor(0.9917)</w:t>
+        <w:t xml:space="preserve">tensor(1.0417)</w:t>
       </w:r>
       <w:r>
         <w:br/>
@@ -2596,7 +2596,7 @@
         <w:rPr>
           <w:rStyle w:val="VerbatimChar"/>
         </w:rPr>
-        <w:t xml:space="preserve">tensor(1.0333)</w:t>
+        <w:t xml:space="preserve">tensor(0.8333)</w:t>
       </w:r>
     </w:p>
     <w:p>
@@ -3867,7 +3867,7 @@
         <w:rPr>
           <w:rStyle w:val="VerbatimChar"/>
         </w:rPr>
-        <w:t xml:space="preserve">Accuracy on training data: 98.3333%</w:t>
+        <w:t xml:space="preserve">Accuracy on training data: 96.6667%</w:t>
       </w:r>
       <w:r>
         <w:br/>
@@ -3876,7 +3876,7 @@
         <w:rPr>
           <w:rStyle w:val="VerbatimChar"/>
         </w:rPr>
-        <w:t xml:space="preserve">Accuracy on test data: 96.6667%</w:t>
+        <w:t xml:space="preserve">Accuracy on test data: 100%</w:t>
       </w:r>
     </w:p>
     <w:p>
@@ -4905,7 +4905,7 @@
       <w:r>
         <w:drawing>
           <wp:inline>
-            <wp:extent cx="4305300" cy="3448050"/>
+            <wp:extent cx="4210050" cy="3448050"/>
             <wp:effectExtent b="0" l="0" r="0" t="0"/>
             <wp:docPr descr="" title="" id="26" name="Picture"/>
             <a:graphic>
@@ -4926,7 +4926,7 @@
                   <pic:spPr bwMode="auto">
                     <a:xfrm>
                       <a:off x="0" y="0"/>
-                      <a:ext cx="4305300" cy="3448050"/>
+                      <a:ext cx="4210050" cy="3448050"/>
                     </a:xfrm>
                     <a:prstGeom prst="rect">
                       <a:avLst/>

--- a/posts/classbalance/index.docx
+++ b/posts/classbalance/index.docx
@@ -2575,7 +2575,7 @@
         <w:rPr>
           <w:rStyle w:val="VerbatimChar"/>
         </w:rPr>
-        <w:t xml:space="preserve">tensor(1.0417)</w:t>
+        <w:t xml:space="preserve">tensor(0.9917)</w:t>
       </w:r>
       <w:r>
         <w:br/>
@@ -2596,7 +2596,7 @@
         <w:rPr>
           <w:rStyle w:val="VerbatimChar"/>
         </w:rPr>
-        <w:t xml:space="preserve">tensor(0.8333)</w:t>
+        <w:t xml:space="preserve">tensor(1.0333)</w:t>
       </w:r>
     </w:p>
     <w:p>
@@ -3867,7 +3867,7 @@
         <w:rPr>
           <w:rStyle w:val="VerbatimChar"/>
         </w:rPr>
-        <w:t xml:space="preserve">Accuracy on training data: 96.6667%</w:t>
+        <w:t xml:space="preserve">Accuracy on training data: 97.5%</w:t>
       </w:r>
       <w:r>
         <w:br/>

--- a/posts/classbalance/index.docx
+++ b/posts/classbalance/index.docx
@@ -2575,7 +2575,7 @@
         <w:rPr>
           <w:rStyle w:val="VerbatimChar"/>
         </w:rPr>
-        <w:t xml:space="preserve">tensor(0.9917)</w:t>
+        <w:t xml:space="preserve">tensor(0.9667)</w:t>
       </w:r>
       <w:r>
         <w:br/>
@@ -2596,7 +2596,7 @@
         <w:rPr>
           <w:rStyle w:val="VerbatimChar"/>
         </w:rPr>
-        <w:t xml:space="preserve">tensor(1.0333)</w:t>
+        <w:t xml:space="preserve">tensor(1.1333)</w:t>
       </w:r>
     </w:p>
     <w:p>
@@ -3867,7 +3867,7 @@
         <w:rPr>
           <w:rStyle w:val="VerbatimChar"/>
         </w:rPr>
-        <w:t xml:space="preserve">Accuracy on training data: 97.5%</w:t>
+        <w:t xml:space="preserve">Accuracy on training data: 98.3333%</w:t>
       </w:r>
       <w:r>
         <w:br/>
@@ -3876,7 +3876,7 @@
         <w:rPr>
           <w:rStyle w:val="VerbatimChar"/>
         </w:rPr>
-        <w:t xml:space="preserve">Accuracy on test data: 100%</w:t>
+        <w:t xml:space="preserve">Accuracy on test data: 96.6667%</w:t>
       </w:r>
     </w:p>
     <w:p>

--- a/posts/classbalance/index.docx
+++ b/posts/classbalance/index.docx
@@ -2575,7 +2575,7 @@
         <w:rPr>
           <w:rStyle w:val="VerbatimChar"/>
         </w:rPr>
-        <w:t xml:space="preserve">tensor(0.9667)</w:t>
+        <w:t xml:space="preserve">tensor(1.)</w:t>
       </w:r>
       <w:r>
         <w:br/>
@@ -2596,7 +2596,7 @@
         <w:rPr>
           <w:rStyle w:val="VerbatimChar"/>
         </w:rPr>
-        <w:t xml:space="preserve">tensor(1.1333)</w:t>
+        <w:t xml:space="preserve">tensor(1.)</w:t>
       </w:r>
     </w:p>
     <w:p>
@@ -3867,7 +3867,7 @@
         <w:rPr>
           <w:rStyle w:val="VerbatimChar"/>
         </w:rPr>
-        <w:t xml:space="preserve">Accuracy on training data: 98.3333%</w:t>
+        <w:t xml:space="preserve">Accuracy on training data: 97.5%</w:t>
       </w:r>
       <w:r>
         <w:br/>
@@ -3876,7 +3876,7 @@
         <w:rPr>
           <w:rStyle w:val="VerbatimChar"/>
         </w:rPr>
-        <w:t xml:space="preserve">Accuracy on test data: 96.6667%</w:t>
+        <w:t xml:space="preserve">Accuracy on test data: 100%</w:t>
       </w:r>
     </w:p>
     <w:p>

--- a/posts/classbalance/index.docx
+++ b/posts/classbalance/index.docx
@@ -3867,7 +3867,7 @@
         <w:rPr>
           <w:rStyle w:val="VerbatimChar"/>
         </w:rPr>
-        <w:t xml:space="preserve">Accuracy on training data: 97.5%</w:t>
+        <w:t xml:space="preserve">Accuracy on training data: 98.3333%</w:t>
       </w:r>
       <w:r>
         <w:br/>
@@ -3876,7 +3876,7 @@
         <w:rPr>
           <w:rStyle w:val="VerbatimChar"/>
         </w:rPr>
-        <w:t xml:space="preserve">Accuracy on test data: 100%</w:t>
+        <w:t xml:space="preserve">Accuracy on test data: 96.6667%</w:t>
       </w:r>
     </w:p>
     <w:p>
@@ -4905,7 +4905,7 @@
       <w:r>
         <w:drawing>
           <wp:inline>
-            <wp:extent cx="4210050" cy="3448050"/>
+            <wp:extent cx="4305300" cy="3457575"/>
             <wp:effectExtent b="0" l="0" r="0" t="0"/>
             <wp:docPr descr="" title="" id="26" name="Picture"/>
             <a:graphic>
@@ -4926,7 +4926,7 @@
                   <pic:spPr bwMode="auto">
                     <a:xfrm>
                       <a:off x="0" y="0"/>
-                      <a:ext cx="4210050" cy="3448050"/>
+                      <a:ext cx="4305300" cy="3457575"/>
                     </a:xfrm>
                     <a:prstGeom prst="rect">
                       <a:avLst/>

--- a/posts/classbalance/index.docx
+++ b/posts/classbalance/index.docx
@@ -799,7 +799,7 @@
       </w:r>
     </w:p>
     <w:bookmarkEnd w:id="15"/>
-    <w:bookmarkStart w:id="29" w:name="example"/>
+    <w:bookmarkStart w:id="28" w:name="example"/>
     <w:p>
       <w:pPr>
         <w:pStyle w:val="Heading2"/>
@@ -2575,7 +2575,7 @@
         <w:rPr>
           <w:rStyle w:val="VerbatimChar"/>
         </w:rPr>
-        <w:t xml:space="preserve">tensor(1.)</w:t>
+        <w:t xml:space="preserve">tensor(1.0333)</w:t>
       </w:r>
       <w:r>
         <w:br/>
@@ -2596,7 +2596,7 @@
         <w:rPr>
           <w:rStyle w:val="VerbatimChar"/>
         </w:rPr>
-        <w:t xml:space="preserve">tensor(1.)</w:t>
+        <w:t xml:space="preserve">tensor(0.8667)</w:t>
       </w:r>
     </w:p>
     <w:p>
@@ -3876,7 +3876,7 @@
         <w:rPr>
           <w:rStyle w:val="VerbatimChar"/>
         </w:rPr>
-        <w:t xml:space="preserve">Accuracy on test data: 96.6667%</w:t>
+        <w:t xml:space="preserve">Accuracy on test data: 93.3333%</w:t>
       </w:r>
     </w:p>
     <w:p>
@@ -4905,7 +4905,7 @@
       <w:r>
         <w:drawing>
           <wp:inline>
-            <wp:extent cx="4305300" cy="3457575"/>
+            <wp:extent cx="4305300" cy="3448050"/>
             <wp:effectExtent b="0" l="0" r="0" t="0"/>
             <wp:docPr descr="" title="" id="26" name="Picture"/>
             <a:graphic>
@@ -4926,7 +4926,7 @@
                   <pic:spPr bwMode="auto">
                     <a:xfrm>
                       <a:off x="0" y="0"/>
-                      <a:ext cx="4305300" cy="3457575"/>
+                      <a:ext cx="4305300" cy="3448050"/>
                     </a:xfrm>
                     <a:prstGeom prst="rect">
                       <a:avLst/>
@@ -4954,63 +4954,10 @@
           <w:b/>
           <w:bCs/>
         </w:rPr>
-        <w:t xml:space="preserve">Share on</w:t>
-      </w:r>
-    </w:p>
-    <w:p>
-      <w:pPr>
-        <w:pStyle w:val="BodyText"/>
-      </w:pPr>
-    </w:p>
-    <w:p>
-      <w:pPr>
-        <w:pStyle w:val="BodyText"/>
-      </w:pPr>
-      <w:r>
-        <w:t xml:space="preserve"> </w:t>
-      </w:r>
-    </w:p>
-    <w:p>
-      <w:pPr>
-        <w:pStyle w:val="BodyText"/>
-      </w:pPr>
-    </w:p>
-    <w:p>
-      <w:pPr>
-        <w:pStyle w:val="BodyText"/>
-      </w:pPr>
-      <w:r>
-        <w:t xml:space="preserve"> </w:t>
-      </w:r>
-    </w:p>
-    <w:p>
-      <w:pPr>
-        <w:pStyle w:val="BodyText"/>
-      </w:pPr>
-    </w:p>
-    <w:p>
-      <w:pPr>
-        <w:pStyle w:val="BodyText"/>
-      </w:pPr>
-      <w:r>
-        <w:t xml:space="preserve"> </w:t>
-      </w:r>
-    </w:p>
-    <w:bookmarkStart w:id="28" w:name="fb-root"/>
+        <w:t xml:space="preserve">You may also like</w:t>
+      </w:r>
+    </w:p>
     <w:bookmarkEnd w:id="28"/>
-    <w:p>
-      <w:pPr>
-        <w:pStyle w:val="BodyText"/>
-      </w:pPr>
-      <w:r>
-        <w:rPr>
-          <w:b/>
-          <w:bCs/>
-        </w:rPr>
-        <w:t xml:space="preserve">You may also like</w:t>
-      </w:r>
-    </w:p>
-    <w:bookmarkEnd w:id="29"/>
     <w:sectPr>
       <w:footnotePr>
         <w:numRestart w:val="eachSect"/>
